--- a/docs/1 - The Place Model - Specification.docx
+++ b/docs/1 - The Place Model - Specification.docx
@@ -45,7 +45,7 @@
           <w:sz w:val="20"/>
           <w:szCs w:val="20"/>
         </w:rPr>
-        <w:t xml:space="preserve">Specification  ·  Document 1 of 4</w:t>
+        <w:t>Specification  ·  Document 1 of 5</w:t>
       </w:r>
     </w:p>
     <w:p>
@@ -841,7 +841,31 @@
         <w:spacing w:after="140" w:line="276"/>
       </w:pPr>
       <w:r>
-        <w:t xml:space="preserve">A cluster of places forming one physical tile, carrying three to six places in the normal case. Territories are new subdivisions, but they are assembled by merging official administrative units rather than drawn freehand: the result stays recognisable to residents, cannot be accused of inventing borders, and follows coastlines and ridgelines that already make good physical shapes. Territories exist for the printed map; the web application has no use for them.</w:t>
+        <w:t>A grouping larger than a place and smaller than a country. It exists in two forms, which share a name in ordinary speech and share nothing else. Both are assembled by merging official administrative units rather than drawn freehand: the result stays recognisable to residents, cannot be accused of inventing borders, and follows coastlines and ridgelines that already make good physical shapes.</w:t>
+      </w:r>
+    </w:p>
+    <w:p>
+      <w:pPr>
+        <w:spacing w:after="140" w:line="276"/>
+      </w:pPr>
+      <w:r>
+        <w:t>Web region — a unit of a complete tessellation of a country's land. Every place in the web application lies in exactly one region, and the union of a country's regions is that country's land, within a stated coastline tolerance. A region holding no places is kept and reads as land with nothing selected in it yet. Regions are the navigation, filtering and reporting unit of the web application.</w:t>
+      </w:r>
+    </w:p>
+    <w:p>
+      <w:pPr>
+        <w:spacing w:after="140" w:line="276"/>
+      </w:pPr>
+      <w:r>
+        <w:t>Printed tile — the physical piece that is moulded, drilled and picked up, carrying three to six places in the normal case. A tile exists only where holes exist. Empty land carries no tile, and a wall map with gaps in it is honest.</w:t>
+      </w:r>
+    </w:p>
+    <w:p>
+      <w:pPr>
+        <w:spacing w:after="140" w:line="276"/>
+      </w:pPr>
+      <w:r>
+        <w:t>The two share place identifiers. They do not share polygons, neither is published as a filter of the other, and neither layer may be rendered in place of the other. Where this document says territory without qualification it means the printed tile.</w:t>
       </w:r>
     </w:p>
     <w:p>
@@ -5397,6 +5421,18 @@
     </w:p>
     <w:p>
       <w:pPr>
+        <w:spacing w:after="140" w:line="276"/>
+      </w:pPr>
+      <w:r>
+        <w:rPr>
+          <w:b/>
+          <w:bCs/>
+        </w:rPr>
+        <w:t>A polygon is named from the polygon, never from the merge that produced it. Take, in order: the level-one unit containing the polygon's centroid; failing that, the largest settlement inside it; failing that, a compass qualifier on the country name. A polygon named after a settlement contains that settlement, and a settlement is not placed in a polygon named after a region that does not reach it. Naming from the merge accumulator is how a piece labelled Tangier ends up with its centroid at Taza, which is an error a resident sees before anything else on the map.</w:t>
+      </w:r>
+    </w:p>
+    <w:p>
+      <w:pPr>
         <w:pStyle w:val="Heading2"/>
         <w:spacing w:after="110" w:before="260"/>
       </w:pPr>
@@ -5432,7 +5468,108 @@
         <w:spacing w:after="140" w:line="276"/>
       </w:pPr>
       <w:r>
+        <w:rPr>
+          <w:b/>
+          <w:bCs/>
+        </w:rPr>
+        <w:t>A dissolve target is matched on a list of aliases, never on one string. The list carries the ISO 3166-1 alpha-3 code, the name used by the boundary source, and every name used in the place records — for Western Sahara, at least ESH, W. Sahara, Western Sahara and Sahrawi. Matching on a single spelling is how a dissolve silently does nothing: the boundary file says W. Sahara, the place rows say Western Sahara, the strings never meet, and a territory the product promised not to draw is published as a country.</w:t>
+      </w:r>
+    </w:p>
+    <w:p>
+      <w:pPr>
+        <w:spacing w:after="140" w:line="276"/>
+      </w:pPr>
+      <w:r>
+        <w:rPr>
+          <w:b/>
+          <w:bCs/>
+        </w:rPr>
+        <w:t>A place inside dissolved territory reads the administering state in its country field — Laayoune is in Morocco — and carries the dissolved territory's code in a separate disputed field. Coordinates do not move, the place identifier does not change, and nothing else in the record is rewritten. The disputed field is what lets the application say that sovereignty here is contested without drawing the border, and it is what stops a rule of the administering state, a visa regime for instance, from being inherited by territory it may not cover. Where no sourced rule exists for the territory itself, the answer is not stated.</w:t>
+      </w:r>
+    </w:p>
+    <w:p>
+      <w:pPr>
+        <w:spacing w:after="140" w:line="276"/>
+      </w:pPr>
+      <w:r>
+        <w:rPr>
+          <w:b/>
+          <w:bCs/>
+        </w:rPr>
+        <w:t>The cases requiring an explicit ruling are enumerated in the configuration rather than discovered at build time — at least Kosovo, Taiwan, Palestine, Northern Cyprus, Somaliland, Crimea and Kashmir — and each carries the same alias list, so an unruled case is visible as an absence instead of being settled quietly by whichever source was loaded.</w:t>
+      </w:r>
+    </w:p>
+    <w:p>
+      <w:pPr>
+        <w:spacing w:after="140" w:line="276"/>
+      </w:pPr>
+      <w:r>
         <w:t xml:space="preserve">Where the administering state is itself contested, the case requires an explicit ruling recorded in the pipeline configuration rather than inherited from whichever data source happened to be used. The build warns when such a case appears without one.</w:t>
+      </w:r>
+    </w:p>
+    <w:p>
+      <w:pPr>
+        <w:pStyle w:val="Heading2"/>
+        <w:spacing w:after="110" w:before="260"/>
+      </w:pPr>
+      <w:r>
+        <w:rPr>
+          <w:rFonts w:ascii="Calibri Light" w:cs="Calibri Light" w:eastAsia="Calibri Light" w:hAnsi="Calibri Light"/>
+          <w:b/>
+          <w:bCs/>
+          <w:color w:val="8C6D3F"/>
+          <w:sz w:val="24"/>
+          <w:szCs w:val="24"/>
+        </w:rPr>
+        <w:t>16.3  Web regions</w:t>
+      </w:r>
+    </w:p>
+    <w:p>
+      <w:pPr>
+        <w:spacing w:after="140" w:line="276"/>
+      </w:pPr>
+      <w:r>
+        <w:rPr>
+          <w:b/>
+          <w:bCs/>
+        </w:rPr>
+        <w:t>Everything above builds the printed tile. The web region layer is built by a different rule and published as its own file.</w:t>
+      </w:r>
+    </w:p>
+    <w:p>
+      <w:pPr>
+        <w:spacing w:after="140" w:line="276"/>
+      </w:pPr>
+      <w:r>
+        <w:rPr>
+          <w:b/>
+          <w:bCs/>
+        </w:rPr>
+        <w:t>Regions are the level-one administrative units of a country, merged or split only where a unit is too small or too large to be a useful target at country zoom. The number of places a unit holds is not an input to that decision. A region with no places is a correct result, not a defect to be merged away, and dropping empty land is what makes a set of polygons stop being a country.</w:t>
+      </w:r>
+    </w:p>
+    <w:p>
+      <w:pPr>
+        <w:spacing w:after="140" w:line="276"/>
+      </w:pPr>
+      <w:r>
+        <w:rPr>
+          <w:b/>
+          <w:bCs/>
+        </w:rPr>
+        <w:t>Every place in the web application carries exactly one region identifier. The union of a country's regions is its land polygon, within a coastline tolerance recorded in the build manifest rather than assumed.</w:t>
+      </w:r>
+    </w:p>
+    <w:p>
+      <w:pPr>
+        <w:spacing w:after="140" w:line="276"/>
+      </w:pPr>
+      <w:r>
+        <w:rPr>
+          <w:b/>
+          <w:bCs/>
+        </w:rPr>
+        <w:t>A region never crosses an international border or a contested line, and it takes its name by the rule in 16.1. The minimum extent and the minimum hole spacing do not apply to a region, because nothing is drilled.</w:t>
       </w:r>
     </w:p>
     <w:p>
@@ -7066,6 +7203,30 @@
     </w:p>
     <w:p>
       <w:pPr>
+        <w:spacing w:after="140" w:line="276"/>
+      </w:pPr>
+      <w:r>
+        <w:t>The checks below are of two kinds. A gate is an assertion in the build: it runs against the published bundle — the same files the application will fetch, not the working directory that produced them — and a failure aborts the publish and leaves the previous bundle in place. A report is written to the build record for a person to read before a release. Nothing is a gate unless it is named as one here, and no gate is satisfied by a warning in a log.</w:t>
+      </w:r>
+    </w:p>
+    <w:p>
+      <w:pPr>
+        <w:spacing w:after="140" w:line="276"/>
+      </w:pPr>
+      <w:r>
+        <w:t>The gates are: every place carries at least one kind; every kind exists somewhere in the world; every place carries exactly one region identifier, and the union of a country's regions equals its land within the stated tolerance; every dissolve list resolves, so that no alias on one is drawn as an outline or appears as the country of a place; every polygon named after a settlement contains it; and place identifiers are stable against the previous build, unless the publish is declared a migration and carries a mapping table.</w:t>
+      </w:r>
+    </w:p>
+    <w:p>
+      <w:pPr>
+        <w:spacing w:after="140" w:line="276"/>
+      </w:pPr>
+      <w:r>
+        <w:t>The recall rule, the bias audit, the redundancy check and expert review are reports. They are read, argued with and acted on; they do not stop a build.</w:t>
+      </w:r>
+    </w:p>
+    <w:p>
+      <w:pPr>
         <w:pStyle w:val="ListParagraph"/>
         <w:numPr>
           <w:ilvl w:val="0"/>
@@ -7138,10 +7299,7 @@
           <w:b/>
           <w:bCs/>
         </w:rPr>
-        <w:t xml:space="preserve">Kind audit.</w:t>
-      </w:r>
-      <w:r>
-        <w:t xml:space="preserve"> No kind of place absent worldwide; no country lacking a place for a kind it materially has.</w:t>
+        <w:t>Kind audit. A gate. The build asserts three things: that no place is published without at least one kind; that each of the twelve kinds is present somewhere in the world; and that no country is published without a place for a kind it materially has, materially meaning the country holds the assets that kind is derived from. Any one of the three failing stops the publish. The sentence this product is built on — still unseen: desert and steppe — cannot be true of a database in which desert and steppe are empty, and a build that ships with seven kinds unused and two thousand places carrying no kind is not a database of the world.</w:t>
       </w:r>
     </w:p>
     <w:p>
